--- a/public/assets/files/stacjonarne/PG1.docx
+++ b/public/assets/files/stacjonarne/PG1.docx
@@ -523,6 +523,7 @@
                 <w:i w:val="0"/>
                 <w:sz w:val="22"/>
               </w:rPr>
+              <w:t>I</w:t>
             </w:r>
           </w:p>
         </w:tc>
@@ -560,6 +561,7 @@
                 <w:i w:val="0"/>
                 <w:sz w:val="22"/>
               </w:rPr>
+              <w:t>specjalizacyjny</w:t>
             </w:r>
           </w:p>
         </w:tc>

--- a/public/assets/files/stacjonarne/PG1.docx
+++ b/public/assets/files/stacjonarne/PG1.docx
@@ -681,12 +681,22 @@
         <w:tblW w:w="5000" w:type="pct"/>
       </w:tblPr>
       <w:tblGrid>
-        <w:gridCol w:w="9972"/>
+        <w:gridCol w:w="997"/>
+        <w:gridCol w:w="997"/>
+        <w:gridCol w:w="997"/>
+        <w:gridCol w:w="997"/>
+        <w:gridCol w:w="997"/>
+        <w:gridCol w:w="997"/>
+        <w:gridCol w:w="997"/>
+        <w:gridCol w:w="997"/>
+        <w:gridCol w:w="997"/>
+        <w:gridCol w:w="997"/>
       </w:tblGrid>
       <w:tr>
         <w:tc>
           <w:tcPr>
-            <w:tcW w:type="dxa" w:w="9972"/>
+            <w:tcW w:type="dxa" w:w="9970"/>
+            <w:gridSpan w:val="10"/>
             <w:shd w:val="clear" w:color="auto" w:fill="D9D9D9"/>
           </w:tcPr>
           <w:p>
@@ -705,31 +715,34 @@
           </w:p>
         </w:tc>
       </w:tr>
-    </w:tbl>
-    <w:tbl>
-      <w:tblPr>
-        <w:tblW w:type="auto" w:w="0"/>
-        <w:tblLook w:firstColumn="1" w:firstRow="1" w:lastColumn="0" w:lastRow="0" w:noHBand="0" w:noVBand="1" w:val="04A0"/>
-        <w:tblBorders>
-          <w:top w:val="single" w:sz="4" w:space="0" w:color="000000"/>
-          <w:left w:val="single" w:sz="4" w:space="0" w:color="000000"/>
-          <w:bottom w:val="single" w:sz="4" w:space="0" w:color="000000"/>
-          <w:right w:val="single" w:sz="4" w:space="0" w:color="000000"/>
-          <w:insideH w:val="single" w:sz="4" w:space="0" w:color="000000"/>
-          <w:insideV w:val="single" w:sz="4" w:space="0" w:color="000000"/>
-        </w:tblBorders>
-        <w:tblW w:w="5000" w:type="pct"/>
-      </w:tblPr>
-      <w:tblGrid>
-        <w:gridCol w:w="2493"/>
-        <w:gridCol w:w="2493"/>
-        <w:gridCol w:w="2493"/>
-        <w:gridCol w:w="2493"/>
-      </w:tblGrid>
       <w:tr>
         <w:tc>
           <w:tcPr>
-            <w:tcW w:type="dxa" w:w="2493"/>
+            <w:tcW w:type="dxa" w:w="9970"/>
+            <w:gridSpan w:val="10"/>
+            <w:shd w:val="clear" w:color="auto" w:fill="D9D9D9"/>
+          </w:tcPr>
+          <w:p>
+            <w:pPr>
+              <w:spacing w:before="20" w:after="20"/>
+            </w:pPr>
+            <w:r>
+              <w:rPr>
+                <w:rFonts w:ascii="Aptos" w:hAnsi="Aptos"/>
+                <w:b w:val="0"/>
+                <w:i w:val="0"/>
+                <w:sz w:val="16"/>
+              </w:rPr>
+              <w:t>Wymiar godzinowy (liczba godzin w semestrze)</w:t>
+            </w:r>
+          </w:p>
+        </w:tc>
+      </w:tr>
+      <w:tr>
+        <w:tc>
+          <w:tcPr>
+            <w:tcW w:type="dxa" w:w="1994"/>
+            <w:gridSpan w:val="2"/>
             <w:shd w:val="clear" w:color="auto" w:fill="D9D9D9"/>
           </w:tcPr>
           <w:p>
@@ -749,7 +762,8 @@
         </w:tc>
         <w:tc>
           <w:tcPr>
-            <w:tcW w:type="dxa" w:w="2493"/>
+            <w:tcW w:type="dxa" w:w="2991"/>
+            <w:gridSpan w:val="3"/>
             <w:shd w:val="clear" w:color="auto" w:fill="D9D9D9"/>
           </w:tcPr>
           <w:p>
@@ -769,7 +783,8 @@
         </w:tc>
         <w:tc>
           <w:tcPr>
-            <w:tcW w:type="dxa" w:w="2493"/>
+            <w:tcW w:type="dxa" w:w="2991"/>
+            <w:gridSpan w:val="3"/>
             <w:shd w:val="clear" w:color="auto" w:fill="D9D9D9"/>
           </w:tcPr>
           <w:p>
@@ -789,7 +804,8 @@
         </w:tc>
         <w:tc>
           <w:tcPr>
-            <w:tcW w:type="dxa" w:w="2493"/>
+            <w:tcW w:type="dxa" w:w="1994"/>
+            <w:gridSpan w:val="2"/>
             <w:shd w:val="clear" w:color="auto" w:fill="D9D9D9"/>
           </w:tcPr>
           <w:p>
@@ -811,7 +827,8 @@
       <w:tr>
         <w:tc>
           <w:tcPr>
-            <w:tcW w:type="dxa" w:w="2493"/>
+            <w:tcW w:type="dxa" w:w="1994"/>
+            <w:gridSpan w:val="2"/>
           </w:tcPr>
           <w:p>
             <w:pPr>
@@ -830,7 +847,8 @@
         </w:tc>
         <w:tc>
           <w:tcPr>
-            <w:tcW w:type="dxa" w:w="2493"/>
+            <w:tcW w:type="dxa" w:w="2991"/>
+            <w:gridSpan w:val="3"/>
           </w:tcPr>
           <w:p>
             <w:pPr>
@@ -849,7 +867,8 @@
         </w:tc>
         <w:tc>
           <w:tcPr>
-            <w:tcW w:type="dxa" w:w="2493"/>
+            <w:tcW w:type="dxa" w:w="2991"/>
+            <w:gridSpan w:val="3"/>
           </w:tcPr>
           <w:p>
             <w:pPr>
@@ -868,7 +887,8 @@
         </w:tc>
         <w:tc>
           <w:tcPr>
-            <w:tcW w:type="dxa" w:w="2493"/>
+            <w:tcW w:type="dxa" w:w="1994"/>
+            <w:gridSpan w:val="2"/>
           </w:tcPr>
           <w:p>
             <w:pPr>
@@ -886,30 +906,34 @@
           </w:p>
         </w:tc>
       </w:tr>
-    </w:tbl>
-    <w:tbl>
-      <w:tblPr>
-        <w:tblW w:type="auto" w:w="0"/>
-        <w:tblLook w:firstColumn="1" w:firstRow="1" w:lastColumn="0" w:lastRow="0" w:noHBand="0" w:noVBand="1" w:val="04A0"/>
-        <w:tblBorders>
-          <w:top w:val="single" w:sz="4" w:space="0" w:color="000000"/>
-          <w:left w:val="single" w:sz="4" w:space="0" w:color="000000"/>
-          <w:bottom w:val="single" w:sz="4" w:space="0" w:color="000000"/>
-          <w:right w:val="single" w:sz="4" w:space="0" w:color="000000"/>
-          <w:insideH w:val="single" w:sz="4" w:space="0" w:color="000000"/>
-          <w:insideV w:val="single" w:sz="4" w:space="0" w:color="000000"/>
-        </w:tblBorders>
-        <w:tblW w:w="5000" w:type="pct"/>
-      </w:tblPr>
-      <w:tblGrid>
-        <w:gridCol w:w="3324"/>
-        <w:gridCol w:w="3324"/>
-        <w:gridCol w:w="3324"/>
-      </w:tblGrid>
       <w:tr>
         <w:tc>
           <w:tcPr>
-            <w:tcW w:type="dxa" w:w="3324"/>
+            <w:tcW w:type="dxa" w:w="9970"/>
+            <w:gridSpan w:val="10"/>
+            <w:shd w:val="clear" w:color="auto" w:fill="D9D9D9"/>
+          </w:tcPr>
+          <w:p>
+            <w:pPr>
+              <w:spacing w:before="20" w:after="20"/>
+            </w:pPr>
+            <w:r>
+              <w:rPr>
+                <w:rFonts w:ascii="Aptos" w:hAnsi="Aptos"/>
+                <w:b/>
+                <w:i w:val="0"/>
+                <w:sz w:val="22"/>
+              </w:rPr>
+              <w:t>Bilans ECTS</w:t>
+            </w:r>
+          </w:p>
+        </w:tc>
+      </w:tr>
+      <w:tr>
+        <w:tc>
+          <w:tcPr>
+            <w:tcW w:type="dxa" w:w="4985"/>
+            <w:gridSpan w:val="5"/>
             <w:shd w:val="clear" w:color="auto" w:fill="D9D9D9"/>
           </w:tcPr>
           <w:p>
@@ -929,7 +953,8 @@
         </w:tc>
         <w:tc>
           <w:tcPr>
-            <w:tcW w:type="dxa" w:w="3324"/>
+            <w:tcW w:type="dxa" w:w="2991"/>
+            <w:gridSpan w:val="3"/>
             <w:shd w:val="clear" w:color="auto" w:fill="D9D9D9"/>
           </w:tcPr>
           <w:p>
@@ -949,7 +974,8 @@
         </w:tc>
         <w:tc>
           <w:tcPr>
-            <w:tcW w:type="dxa" w:w="3324"/>
+            <w:tcW w:type="dxa" w:w="1994"/>
+            <w:gridSpan w:val="2"/>
             <w:shd w:val="clear" w:color="auto" w:fill="D9D9D9"/>
           </w:tcPr>
           <w:p>
@@ -971,7 +997,8 @@
       <w:tr>
         <w:tc>
           <w:tcPr>
-            <w:tcW w:type="dxa" w:w="3324"/>
+            <w:tcW w:type="dxa" w:w="4985"/>
+            <w:gridSpan w:val="5"/>
           </w:tcPr>
           <w:p>
             <w:pPr>
@@ -990,7 +1017,8 @@
         </w:tc>
         <w:tc>
           <w:tcPr>
-            <w:tcW w:type="dxa" w:w="3324"/>
+            <w:tcW w:type="dxa" w:w="2991"/>
+            <w:gridSpan w:val="3"/>
           </w:tcPr>
           <w:p>
             <w:pPr>
@@ -1009,7 +1037,8 @@
         </w:tc>
         <w:tc>
           <w:tcPr>
-            <w:tcW w:type="dxa" w:w="3324"/>
+            <w:tcW w:type="dxa" w:w="1994"/>
+            <w:gridSpan w:val="2"/>
           </w:tcPr>
           <w:p>
             <w:pPr>
@@ -1030,7 +1059,8 @@
       <w:tr>
         <w:tc>
           <w:tcPr>
-            <w:tcW w:type="dxa" w:w="3324"/>
+            <w:tcW w:type="dxa" w:w="4985"/>
+            <w:gridSpan w:val="5"/>
           </w:tcPr>
           <w:p>
             <w:pPr>
@@ -1049,7 +1079,8 @@
         </w:tc>
         <w:tc>
           <w:tcPr>
-            <w:tcW w:type="dxa" w:w="3324"/>
+            <w:tcW w:type="dxa" w:w="2991"/>
+            <w:gridSpan w:val="3"/>
           </w:tcPr>
           <w:p>
             <w:pPr>
@@ -1068,7 +1099,8 @@
         </w:tc>
         <w:tc>
           <w:tcPr>
-            <w:tcW w:type="dxa" w:w="3324"/>
+            <w:tcW w:type="dxa" w:w="1994"/>
+            <w:gridSpan w:val="2"/>
           </w:tcPr>
           <w:p>
             <w:pPr>
@@ -1089,7 +1121,29 @@
       <w:tr>
         <w:tc>
           <w:tcPr>
-            <w:tcW w:type="dxa" w:w="3324"/>
+            <w:tcW w:type="dxa" w:w="4985"/>
+            <w:gridSpan w:val="5"/>
+            <w:shd w:val="clear" w:color="auto" w:fill="D9D9D9"/>
+          </w:tcPr>
+          <w:p>
+            <w:pPr>
+              <w:spacing w:before="20" w:after="20"/>
+            </w:pPr>
+            <w:r>
+              <w:rPr>
+                <w:rFonts w:ascii="Aptos" w:hAnsi="Aptos"/>
+                <w:b/>
+                <w:i w:val="0"/>
+                <w:sz w:val="16"/>
+              </w:rPr>
+              <w:t>Opis samodzielnej pracy studenta</w:t>
+            </w:r>
+          </w:p>
+        </w:tc>
+        <w:tc>
+          <w:tcPr>
+            <w:tcW w:type="dxa" w:w="4985"/>
+            <w:gridSpan w:val="5"/>
           </w:tcPr>
           <w:p>
             <w:pPr>
@@ -1102,45 +1156,7 @@
                 <w:i w:val="0"/>
                 <w:sz w:val="22"/>
               </w:rPr>
-              <w:t>Suma</w:t>
-            </w:r>
-          </w:p>
-        </w:tc>
-        <w:tc>
-          <w:tcPr>
-            <w:tcW w:type="dxa" w:w="3324"/>
-          </w:tcPr>
-          <w:p>
-            <w:pPr>
-              <w:spacing w:before="20" w:after="20"/>
-            </w:pPr>
-            <w:r>
-              <w:rPr>
-                <w:rFonts w:ascii="Aptos" w:hAnsi="Aptos"/>
-                <w:b w:val="0"/>
-                <w:i w:val="0"/>
-                <w:sz w:val="22"/>
-              </w:rPr>
-              <w:t>125</w:t>
-            </w:r>
-          </w:p>
-        </w:tc>
-        <w:tc>
-          <w:tcPr>
-            <w:tcW w:type="dxa" w:w="3324"/>
-          </w:tcPr>
-          <w:p>
-            <w:pPr>
-              <w:spacing w:before="20" w:after="20"/>
-            </w:pPr>
-            <w:r>
-              <w:rPr>
-                <w:rFonts w:ascii="Aptos" w:hAnsi="Aptos"/>
-                <w:b w:val="0"/>
-                <w:i w:val="0"/>
-                <w:sz w:val="22"/>
-              </w:rPr>
-              <w:t>5</w:t>
+              <w:t>Samodzielna praca nad prototypem gry komputerowej; testowanie mechanik i rozgrywki; przygotowanie dokumentacji projektowej i prezentacji.</w:t>
             </w:r>
           </w:p>
         </w:tc>
@@ -1274,7 +1290,7 @@
                 <w:b w:val="0"/>
                 <w:sz w:val="22"/>
               </w:rPr>
-              <w:t>• Wykład</w:t>
+              <w:t>• wykład z prezentacją multimedialną</w:t>
             </w:r>
           </w:p>
           <w:p>
@@ -1287,7 +1303,7 @@
                 <w:b/>
                 <w:sz w:val="22"/>
               </w:rPr>
-              <w:t>Laboratorium:</w:t>
+              <w:t>Ćwiczenia / Laboratorium:</w:t>
             </w:r>
           </w:p>
           <w:p>
@@ -1300,7 +1316,20 @@
                 <w:b w:val="0"/>
                 <w:sz w:val="22"/>
               </w:rPr>
-              <w:t>• Projekt</w:t>
+              <w:t>• metoda projektów (projekt praktyczny)</w:t>
+            </w:r>
+          </w:p>
+          <w:p>
+            <w:pPr>
+              <w:spacing w:before="20" w:after="20"/>
+            </w:pPr>
+            <w:r>
+              <w:rPr>
+                <w:rFonts w:ascii="Aptos" w:hAnsi="Aptos"/>
+                <w:b w:val="0"/>
+                <w:sz w:val="22"/>
+              </w:rPr>
+              <w:t>• praca w grupach</w:t>
             </w:r>
           </w:p>
         </w:tc>
@@ -1551,21 +1580,10 @@
             <w:r>
               <w:rPr>
                 <w:rFonts w:ascii="Aptos" w:hAnsi="Aptos"/>
+                <w:b w:val="0"/>
+                <w:i w:val="0"/>
                 <w:sz w:val="22"/>
               </w:rPr>
-              <w:t>1. Zrobiony projekt (waga 70%)</w:t>
-            </w:r>
-          </w:p>
-          <w:p>
-            <w:pPr>
-              <w:spacing w:before="20" w:after="20"/>
-            </w:pPr>
-            <w:r>
-              <w:rPr>
-                <w:rFonts w:ascii="Aptos" w:hAnsi="Aptos"/>
-                <w:sz w:val="22"/>
-              </w:rPr>
-              <w:t>2. Obecność i aktywność na zajęciach (waga 30%)</w:t>
             </w:r>
           </w:p>
         </w:tc>
@@ -1582,7 +1600,7 @@
                 <w:rFonts w:ascii="Aptos" w:hAnsi="Aptos"/>
                 <w:sz w:val="22"/>
               </w:rPr>
-              <w:t>1. Zrobiony projekt (waga 70%)</w:t>
+              <w:t>1. prezentacja projektu i dokumentacji</w:t>
             </w:r>
           </w:p>
           <w:p>
@@ -1594,7 +1612,7 @@
                 <w:rFonts w:ascii="Aptos" w:hAnsi="Aptos"/>
                 <w:sz w:val="22"/>
               </w:rPr>
-              <w:t>2. Obecność i aktywność na zajęciach (waga 30%)</w:t>
+              <w:t>2. ocena pracy podczas ćwiczenia</w:t>
             </w:r>
           </w:p>
         </w:tc>
@@ -1919,14 +1937,14 @@
         <w:tblW w:w="5000" w:type="pct"/>
       </w:tblPr>
       <w:tblGrid>
-        <w:gridCol w:w="3324"/>
-        <w:gridCol w:w="3324"/>
-        <w:gridCol w:w="3324"/>
+        <w:gridCol w:w="680"/>
+        <w:gridCol w:w="4536"/>
+        <w:gridCol w:w="4252"/>
       </w:tblGrid>
       <w:tr>
         <w:tc>
           <w:tcPr>
-            <w:tcW w:type="dxa" w:w="9972"/>
+            <w:tcW w:type="dxa" w:w="9468"/>
             <w:gridSpan w:val="3"/>
             <w:shd w:val="clear" w:color="auto" w:fill="D9D9D9"/>
           </w:tcPr>
@@ -1949,7 +1967,7 @@
       <w:tr>
         <w:tc>
           <w:tcPr>
-            <w:tcW w:type="dxa" w:w="3324"/>
+            <w:tcW w:type="dxa" w:w="680"/>
             <w:shd w:val="clear" w:color="auto" w:fill="D9D9D9"/>
           </w:tcPr>
           <w:p>
@@ -1969,7 +1987,7 @@
         </w:tc>
         <w:tc>
           <w:tcPr>
-            <w:tcW w:type="dxa" w:w="3324"/>
+            <w:tcW w:type="dxa" w:w="4536"/>
             <w:shd w:val="clear" w:color="auto" w:fill="D9D9D9"/>
           </w:tcPr>
           <w:p>
@@ -1989,7 +2007,7 @@
         </w:tc>
         <w:tc>
           <w:tcPr>
-            <w:tcW w:type="dxa" w:w="3324"/>
+            <w:tcW w:type="dxa" w:w="4252"/>
             <w:shd w:val="clear" w:color="auto" w:fill="D9D9D9"/>
           </w:tcPr>
           <w:p>
@@ -2011,7 +2029,7 @@
       <w:tr>
         <w:tc>
           <w:tcPr>
-            <w:tcW w:type="dxa" w:w="3324"/>
+            <w:tcW w:type="dxa" w:w="680"/>
           </w:tcPr>
           <w:p>
             <w:pPr>
@@ -2030,7 +2048,7 @@
         </w:tc>
         <w:tc>
           <w:tcPr>
-            <w:tcW w:type="dxa" w:w="3324"/>
+            <w:tcW w:type="dxa" w:w="4536"/>
           </w:tcPr>
           <w:p>
             <w:pPr>
@@ -2049,7 +2067,7 @@
         </w:tc>
         <w:tc>
           <w:tcPr>
-            <w:tcW w:type="dxa" w:w="3324"/>
+            <w:tcW w:type="dxa" w:w="4252"/>
           </w:tcPr>
           <w:p>
             <w:pPr>
@@ -2069,7 +2087,7 @@
       <w:tr>
         <w:tc>
           <w:tcPr>
-            <w:tcW w:type="dxa" w:w="3324"/>
+            <w:tcW w:type="dxa" w:w="680"/>
           </w:tcPr>
           <w:p>
             <w:pPr>
@@ -2088,7 +2106,7 @@
         </w:tc>
         <w:tc>
           <w:tcPr>
-            <w:tcW w:type="dxa" w:w="3324"/>
+            <w:tcW w:type="dxa" w:w="4536"/>
           </w:tcPr>
           <w:p>
             <w:pPr>
@@ -2107,7 +2125,7 @@
         </w:tc>
         <w:tc>
           <w:tcPr>
-            <w:tcW w:type="dxa" w:w="3324"/>
+            <w:tcW w:type="dxa" w:w="4252"/>
           </w:tcPr>
           <w:p>
             <w:pPr>
@@ -2127,7 +2145,7 @@
       <w:tr>
         <w:tc>
           <w:tcPr>
-            <w:tcW w:type="dxa" w:w="3324"/>
+            <w:tcW w:type="dxa" w:w="680"/>
           </w:tcPr>
           <w:p>
             <w:pPr>
@@ -2146,7 +2164,7 @@
         </w:tc>
         <w:tc>
           <w:tcPr>
-            <w:tcW w:type="dxa" w:w="3324"/>
+            <w:tcW w:type="dxa" w:w="4536"/>
           </w:tcPr>
           <w:p>
             <w:pPr>
@@ -2165,7 +2183,7 @@
         </w:tc>
         <w:tc>
           <w:tcPr>
-            <w:tcW w:type="dxa" w:w="3324"/>
+            <w:tcW w:type="dxa" w:w="4252"/>
           </w:tcPr>
           <w:p>
             <w:pPr>
@@ -2185,7 +2203,7 @@
       <w:tr>
         <w:tc>
           <w:tcPr>
-            <w:tcW w:type="dxa" w:w="3324"/>
+            <w:tcW w:type="dxa" w:w="680"/>
           </w:tcPr>
           <w:p>
             <w:pPr>
@@ -2204,7 +2222,7 @@
         </w:tc>
         <w:tc>
           <w:tcPr>
-            <w:tcW w:type="dxa" w:w="3324"/>
+            <w:tcW w:type="dxa" w:w="4536"/>
           </w:tcPr>
           <w:p>
             <w:pPr>
@@ -2223,7 +2241,7 @@
         </w:tc>
         <w:tc>
           <w:tcPr>
-            <w:tcW w:type="dxa" w:w="3324"/>
+            <w:tcW w:type="dxa" w:w="4252"/>
           </w:tcPr>
           <w:p>
             <w:pPr>
@@ -2243,7 +2261,7 @@
       <w:tr>
         <w:tc>
           <w:tcPr>
-            <w:tcW w:type="dxa" w:w="3324"/>
+            <w:tcW w:type="dxa" w:w="680"/>
           </w:tcPr>
           <w:p>
             <w:pPr>
@@ -2262,7 +2280,7 @@
         </w:tc>
         <w:tc>
           <w:tcPr>
-            <w:tcW w:type="dxa" w:w="3324"/>
+            <w:tcW w:type="dxa" w:w="4536"/>
           </w:tcPr>
           <w:p>
             <w:pPr>
@@ -2281,7 +2299,7 @@
         </w:tc>
         <w:tc>
           <w:tcPr>
-            <w:tcW w:type="dxa" w:w="3324"/>
+            <w:tcW w:type="dxa" w:w="4252"/>
           </w:tcPr>
           <w:p>
             <w:pPr>
@@ -2301,7 +2319,7 @@
       <w:tr>
         <w:tc>
           <w:tcPr>
-            <w:tcW w:type="dxa" w:w="3324"/>
+            <w:tcW w:type="dxa" w:w="680"/>
           </w:tcPr>
           <w:p>
             <w:pPr>
@@ -2320,7 +2338,7 @@
         </w:tc>
         <w:tc>
           <w:tcPr>
-            <w:tcW w:type="dxa" w:w="3324"/>
+            <w:tcW w:type="dxa" w:w="4536"/>
           </w:tcPr>
           <w:p>
             <w:pPr>
@@ -2339,7 +2357,7 @@
         </w:tc>
         <w:tc>
           <w:tcPr>
-            <w:tcW w:type="dxa" w:w="3324"/>
+            <w:tcW w:type="dxa" w:w="4252"/>
           </w:tcPr>
           <w:p>
             <w:pPr>
@@ -2359,7 +2377,7 @@
       <w:tr>
         <w:tc>
           <w:tcPr>
-            <w:tcW w:type="dxa" w:w="3324"/>
+            <w:tcW w:type="dxa" w:w="680"/>
           </w:tcPr>
           <w:p>
             <w:pPr>
@@ -2378,7 +2396,7 @@
         </w:tc>
         <w:tc>
           <w:tcPr>
-            <w:tcW w:type="dxa" w:w="3324"/>
+            <w:tcW w:type="dxa" w:w="4536"/>
           </w:tcPr>
           <w:p>
             <w:pPr>
@@ -2397,7 +2415,7 @@
         </w:tc>
         <w:tc>
           <w:tcPr>
-            <w:tcW w:type="dxa" w:w="3324"/>
+            <w:tcW w:type="dxa" w:w="4252"/>
           </w:tcPr>
           <w:p>
             <w:pPr>
@@ -2791,6 +2809,7 @@
                 <w:i w:val="0"/>
                 <w:sz w:val="22"/>
               </w:rPr>
+              <w:t>prezentacja projektu i dokumentacji; ocena pracy podczas ćwiczenia</w:t>
             </w:r>
           </w:p>
         </w:tc>
@@ -2848,6 +2867,7 @@
                 <w:i w:val="0"/>
                 <w:sz w:val="22"/>
               </w:rPr>
+              <w:t>prezentacja projektu i dokumentacji; ocena pracy podczas ćwiczenia</w:t>
             </w:r>
           </w:p>
         </w:tc>
@@ -2905,6 +2925,7 @@
                 <w:i w:val="0"/>
                 <w:sz w:val="22"/>
               </w:rPr>
+              <w:t>prezentacja projektu i dokumentacji; ocena pracy podczas ćwiczenia</w:t>
             </w:r>
           </w:p>
         </w:tc>
@@ -2962,6 +2983,7 @@
                 <w:i w:val="0"/>
                 <w:sz w:val="22"/>
               </w:rPr>
+              <w:t>prezentacja projektu i dokumentacji; ocena pracy podczas ćwiczenia</w:t>
             </w:r>
           </w:p>
         </w:tc>
@@ -3125,6 +3147,7 @@
                 <w:i w:val="0"/>
                 <w:sz w:val="22"/>
               </w:rPr>
+              <w:t>prezentacja projektu i dokumentacji; ocena pracy podczas ćwiczenia</w:t>
             </w:r>
           </w:p>
         </w:tc>
@@ -3182,6 +3205,7 @@
                 <w:i w:val="0"/>
                 <w:sz w:val="22"/>
               </w:rPr>
+              <w:t>prezentacja projektu i dokumentacji; ocena pracy podczas ćwiczenia</w:t>
             </w:r>
           </w:p>
         </w:tc>
@@ -3239,6 +3263,7 @@
                 <w:i w:val="0"/>
                 <w:sz w:val="22"/>
               </w:rPr>
+              <w:t>prezentacja projektu i dokumentacji; ocena pracy podczas ćwiczenia</w:t>
             </w:r>
           </w:p>
         </w:tc>
@@ -3401,6 +3426,7 @@
                 <w:i w:val="0"/>
                 <w:sz w:val="22"/>
               </w:rPr>
+              <w:t>prezentacja projektu i dokumentacji; ocena pracy podczas ćwiczenia</w:t>
             </w:r>
           </w:p>
         </w:tc>
@@ -3458,6 +3484,7 @@
                 <w:i w:val="0"/>
                 <w:sz w:val="22"/>
               </w:rPr>
+              <w:t>prezentacja projektu i dokumentacji; ocena pracy podczas ćwiczenia</w:t>
             </w:r>
           </w:p>
         </w:tc>
@@ -3563,62 +3590,6 @@
                 <w:sz w:val="16"/>
               </w:rPr>
               <w:t>Wyposażenie specjalistyczne konieczne do realizacji przedmiotu</w:t>
-            </w:r>
-          </w:p>
-        </w:tc>
-      </w:tr>
-      <w:tr>
-        <w:tc>
-          <w:tcPr>
-            <w:tcW w:type="dxa" w:w="3324"/>
-          </w:tcPr>
-          <w:p>
-            <w:pPr>
-              <w:spacing w:before="20" w:after="20"/>
-            </w:pPr>
-            <w:r>
-              <w:rPr>
-                <w:rFonts w:ascii="Aptos" w:hAnsi="Aptos"/>
-                <w:b w:val="0"/>
-                <w:i w:val="0"/>
-                <w:sz w:val="22"/>
-              </w:rPr>
-            </w:r>
-          </w:p>
-        </w:tc>
-        <w:tc>
-          <w:tcPr>
-            <w:tcW w:type="dxa" w:w="3324"/>
-          </w:tcPr>
-          <w:p>
-            <w:pPr>
-              <w:spacing w:before="20" w:after="20"/>
-            </w:pPr>
-            <w:r>
-              <w:rPr>
-                <w:rFonts w:ascii="Aptos" w:hAnsi="Aptos"/>
-                <w:b w:val="0"/>
-                <w:i w:val="0"/>
-                <w:sz w:val="22"/>
-              </w:rPr>
-            </w:r>
-          </w:p>
-        </w:tc>
-        <w:tc>
-          <w:tcPr>
-            <w:tcW w:type="dxa" w:w="3324"/>
-          </w:tcPr>
-          <w:p>
-            <w:pPr>
-              <w:spacing w:before="20" w:after="20"/>
-            </w:pPr>
-            <w:r>
-              <w:rPr>
-                <w:rFonts w:ascii="Aptos" w:hAnsi="Aptos"/>
-                <w:b w:val="0"/>
-                <w:i w:val="0"/>
-                <w:sz w:val="22"/>
-              </w:rPr>
             </w:r>
           </w:p>
         </w:tc>

--- a/public/assets/files/stacjonarne/PG1.docx
+++ b/public/assets/files/stacjonarne/PG1.docx
@@ -2809,7 +2809,6 @@
                 <w:i w:val="0"/>
                 <w:sz w:val="22"/>
               </w:rPr>
-              <w:t>prezentacja projektu i dokumentacji; ocena pracy podczas ćwiczenia</w:t>
             </w:r>
           </w:p>
         </w:tc>
@@ -2830,6 +2829,7 @@
                 <w:i w:val="0"/>
                 <w:sz w:val="22"/>
               </w:rPr>
+              <w:t>K_W24</w:t>
             </w:r>
           </w:p>
         </w:tc>
@@ -2867,7 +2867,6 @@
                 <w:i w:val="0"/>
                 <w:sz w:val="22"/>
               </w:rPr>
-              <w:t>prezentacja projektu i dokumentacji; ocena pracy podczas ćwiczenia</w:t>
             </w:r>
           </w:p>
         </w:tc>
@@ -2888,6 +2887,7 @@
                 <w:i w:val="0"/>
                 <w:sz w:val="22"/>
               </w:rPr>
+              <w:t>K_W24</w:t>
             </w:r>
           </w:p>
         </w:tc>
@@ -2925,7 +2925,6 @@
                 <w:i w:val="0"/>
                 <w:sz w:val="22"/>
               </w:rPr>
-              <w:t>prezentacja projektu i dokumentacji; ocena pracy podczas ćwiczenia</w:t>
             </w:r>
           </w:p>
         </w:tc>
@@ -2946,6 +2945,7 @@
                 <w:i w:val="0"/>
                 <w:sz w:val="22"/>
               </w:rPr>
+              <w:t>K_W24</w:t>
             </w:r>
           </w:p>
         </w:tc>
@@ -2983,7 +2983,6 @@
                 <w:i w:val="0"/>
                 <w:sz w:val="22"/>
               </w:rPr>
-              <w:t>prezentacja projektu i dokumentacji; ocena pracy podczas ćwiczenia</w:t>
             </w:r>
           </w:p>
         </w:tc>
@@ -3147,7 +3146,7 @@
                 <w:i w:val="0"/>
                 <w:sz w:val="22"/>
               </w:rPr>
-              <w:t>prezentacja projektu i dokumentacji; ocena pracy podczas ćwiczenia</w:t>
+              <w:t>prezentacja projektu i dokumentacji, ocena pracy podczas ćwiczenia</w:t>
             </w:r>
           </w:p>
         </w:tc>
@@ -3168,6 +3167,7 @@
                 <w:i w:val="0"/>
                 <w:sz w:val="22"/>
               </w:rPr>
+              <w:t>K_U31</w:t>
             </w:r>
           </w:p>
         </w:tc>
@@ -3205,7 +3205,7 @@
                 <w:i w:val="0"/>
                 <w:sz w:val="22"/>
               </w:rPr>
-              <w:t>prezentacja projektu i dokumentacji; ocena pracy podczas ćwiczenia</w:t>
+              <w:t>prezentacja projektu i dokumentacji, ocena pracy podczas ćwiczenia</w:t>
             </w:r>
           </w:p>
         </w:tc>
@@ -3226,6 +3226,7 @@
                 <w:i w:val="0"/>
                 <w:sz w:val="22"/>
               </w:rPr>
+              <w:t>K_U31</w:t>
             </w:r>
           </w:p>
         </w:tc>
@@ -3263,7 +3264,7 @@
                 <w:i w:val="0"/>
                 <w:sz w:val="22"/>
               </w:rPr>
-              <w:t>prezentacja projektu i dokumentacji; ocena pracy podczas ćwiczenia</w:t>
+              <w:t>prezentacja projektu i dokumentacji, ocena pracy podczas ćwiczenia</w:t>
             </w:r>
           </w:p>
         </w:tc>
@@ -3389,6 +3390,7 @@
                 <w:i w:val="0"/>
                 <w:sz w:val="22"/>
               </w:rPr>
+              <w:t>K_K05</w:t>
             </w:r>
           </w:p>
         </w:tc>
@@ -3426,7 +3428,7 @@
                 <w:i w:val="0"/>
                 <w:sz w:val="22"/>
               </w:rPr>
-              <w:t>prezentacja projektu i dokumentacji; ocena pracy podczas ćwiczenia</w:t>
+              <w:t>prezentacja projektu i dokumentacji, ocena pracy podczas ćwiczenia</w:t>
             </w:r>
           </w:p>
         </w:tc>
@@ -3447,6 +3449,7 @@
                 <w:i w:val="0"/>
                 <w:sz w:val="22"/>
               </w:rPr>
+              <w:t>K_K02</w:t>
             </w:r>
           </w:p>
         </w:tc>
@@ -3484,7 +3487,7 @@
                 <w:i w:val="0"/>
                 <w:sz w:val="22"/>
               </w:rPr>
-              <w:t>prezentacja projektu i dokumentacji; ocena pracy podczas ćwiczenia</w:t>
+              <w:t>prezentacja projektu i dokumentacji, ocena pracy podczas ćwiczenia</w:t>
             </w:r>
           </w:p>
         </w:tc>

--- a/public/assets/files/stacjonarne/PG1.docx
+++ b/public/assets/files/stacjonarne/PG1.docx
@@ -1938,14 +1938,13 @@
       </w:tblPr>
       <w:tblGrid>
         <w:gridCol w:w="680"/>
-        <w:gridCol w:w="4536"/>
-        <w:gridCol w:w="4252"/>
+        <w:gridCol w:w="8788"/>
       </w:tblGrid>
       <w:tr>
         <w:tc>
           <w:tcPr>
             <w:tcW w:type="dxa" w:w="9468"/>
-            <w:gridSpan w:val="3"/>
+            <w:gridSpan w:val="2"/>
             <w:shd w:val="clear" w:color="auto" w:fill="D9D9D9"/>
           </w:tcPr>
           <w:p>
@@ -1987,7 +1986,7 @@
         </w:tc>
         <w:tc>
           <w:tcPr>
-            <w:tcW w:type="dxa" w:w="4536"/>
+            <w:tcW w:type="dxa" w:w="8788"/>
             <w:shd w:val="clear" w:color="auto" w:fill="D9D9D9"/>
           </w:tcPr>
           <w:p>
@@ -2001,27 +2000,7 @@
                 <w:i w:val="0"/>
                 <w:sz w:val="16"/>
               </w:rPr>
-              <w:t>Wykład</w:t>
-            </w:r>
-          </w:p>
-        </w:tc>
-        <w:tc>
-          <w:tcPr>
-            <w:tcW w:type="dxa" w:w="4252"/>
-            <w:shd w:val="clear" w:color="auto" w:fill="D9D9D9"/>
-          </w:tcPr>
-          <w:p>
-            <w:pPr>
-              <w:spacing w:before="20" w:after="20"/>
-            </w:pPr>
-            <w:r>
-              <w:rPr>
-                <w:rFonts w:ascii="Aptos" w:hAnsi="Aptos"/>
-                <w:b/>
-                <w:i w:val="0"/>
-                <w:sz w:val="16"/>
-              </w:rPr>
-              <w:t>Ćwiczenia / Laboratorium / Pracownia</w:t>
+              <w:t>Treści programowe</w:t>
             </w:r>
           </w:p>
         </w:tc>
@@ -2048,7 +2027,7 @@
         </w:tc>
         <w:tc>
           <w:tcPr>
-            <w:tcW w:type="dxa" w:w="4536"/>
+            <w:tcW w:type="dxa" w:w="8788"/>
           </w:tcPr>
           <w:p>
             <w:pPr>
@@ -2062,24 +2041,6 @@
                 <w:sz w:val="22"/>
               </w:rPr>
               <w:t>Ideacja i dokumentacja wizualna. Techniki burzy mózgów, tworzenie "one-paged GDD" i moodboardów.</w:t>
-            </w:r>
-          </w:p>
-        </w:tc>
-        <w:tc>
-          <w:tcPr>
-            <w:tcW w:type="dxa" w:w="4252"/>
-          </w:tcPr>
-          <w:p>
-            <w:pPr>
-              <w:spacing w:before="20" w:after="20"/>
-            </w:pPr>
-            <w:r>
-              <w:rPr>
-                <w:rFonts w:ascii="Aptos" w:hAnsi="Aptos"/>
-                <w:b w:val="0"/>
-                <w:i w:val="0"/>
-                <w:sz w:val="22"/>
-              </w:rPr>
             </w:r>
           </w:p>
         </w:tc>
@@ -2106,7 +2067,7 @@
         </w:tc>
         <w:tc>
           <w:tcPr>
-            <w:tcW w:type="dxa" w:w="4536"/>
+            <w:tcW w:type="dxa" w:w="8788"/>
           </w:tcPr>
           <w:p>
             <w:pPr>
@@ -2120,24 +2081,6 @@
                 <w:sz w:val="22"/>
               </w:rPr>
               <w:t>Analog Prototyping. Tworzenie gier planszowych i karcianych jako modeli systemów cyfrowych.</w:t>
-            </w:r>
-          </w:p>
-        </w:tc>
-        <w:tc>
-          <w:tcPr>
-            <w:tcW w:type="dxa" w:w="4252"/>
-          </w:tcPr>
-          <w:p>
-            <w:pPr>
-              <w:spacing w:before="20" w:after="20"/>
-            </w:pPr>
-            <w:r>
-              <w:rPr>
-                <w:rFonts w:ascii="Aptos" w:hAnsi="Aptos"/>
-                <w:b w:val="0"/>
-                <w:i w:val="0"/>
-                <w:sz w:val="22"/>
-              </w:rPr>
             </w:r>
           </w:p>
         </w:tc>
@@ -2164,7 +2107,7 @@
         </w:tc>
         <w:tc>
           <w:tcPr>
-            <w:tcW w:type="dxa" w:w="4536"/>
+            <w:tcW w:type="dxa" w:w="8788"/>
           </w:tcPr>
           <w:p>
             <w:pPr>
@@ -2178,24 +2121,6 @@
                 <w:sz w:val="22"/>
               </w:rPr>
               <w:t>Greyboxing i Level Design. Prototypowanie przestrzeni – jak architektura poziomu wpływa na zachowanie gracza.</w:t>
-            </w:r>
-          </w:p>
-        </w:tc>
-        <w:tc>
-          <w:tcPr>
-            <w:tcW w:type="dxa" w:w="4252"/>
-          </w:tcPr>
-          <w:p>
-            <w:pPr>
-              <w:spacing w:before="20" w:after="20"/>
-            </w:pPr>
-            <w:r>
-              <w:rPr>
-                <w:rFonts w:ascii="Aptos" w:hAnsi="Aptos"/>
-                <w:b w:val="0"/>
-                <w:i w:val="0"/>
-                <w:sz w:val="22"/>
-              </w:rPr>
             </w:r>
           </w:p>
         </w:tc>
@@ -2222,7 +2147,7 @@
         </w:tc>
         <w:tc>
           <w:tcPr>
-            <w:tcW w:type="dxa" w:w="4536"/>
+            <w:tcW w:type="dxa" w:w="8788"/>
           </w:tcPr>
           <w:p>
             <w:pPr>
@@ -2236,24 +2161,6 @@
                 <w:sz w:val="22"/>
               </w:rPr>
               <w:t>Prototypowanie mechanik (Core Loop). Skupienie na "30 sekundach zabawy" – czy bazowy ruch i interakcja są satysfakcjonujące?</w:t>
-            </w:r>
-          </w:p>
-        </w:tc>
-        <w:tc>
-          <w:tcPr>
-            <w:tcW w:type="dxa" w:w="4252"/>
-          </w:tcPr>
-          <w:p>
-            <w:pPr>
-              <w:spacing w:before="20" w:after="20"/>
-            </w:pPr>
-            <w:r>
-              <w:rPr>
-                <w:rFonts w:ascii="Aptos" w:hAnsi="Aptos"/>
-                <w:b w:val="0"/>
-                <w:i w:val="0"/>
-                <w:sz w:val="22"/>
-              </w:rPr>
             </w:r>
           </w:p>
         </w:tc>
@@ -2280,7 +2187,7 @@
         </w:tc>
         <w:tc>
           <w:tcPr>
-            <w:tcW w:type="dxa" w:w="4536"/>
+            <w:tcW w:type="dxa" w:w="8788"/>
           </w:tcPr>
           <w:p>
             <w:pPr>
@@ -2294,24 +2201,6 @@
                 <w:sz w:val="22"/>
               </w:rPr>
               <w:t>Interface &amp; Affordance. Jak projektować przedmioty i menu, by gracz intuicyjnie wiedział, co z nimi zrobić.</w:t>
-            </w:r>
-          </w:p>
-        </w:tc>
-        <w:tc>
-          <w:tcPr>
-            <w:tcW w:type="dxa" w:w="4252"/>
-          </w:tcPr>
-          <w:p>
-            <w:pPr>
-              <w:spacing w:before="20" w:after="20"/>
-            </w:pPr>
-            <w:r>
-              <w:rPr>
-                <w:rFonts w:ascii="Aptos" w:hAnsi="Aptos"/>
-                <w:b w:val="0"/>
-                <w:i w:val="0"/>
-                <w:sz w:val="22"/>
-              </w:rPr>
             </w:r>
           </w:p>
         </w:tc>
@@ -2338,7 +2227,7 @@
         </w:tc>
         <w:tc>
           <w:tcPr>
-            <w:tcW w:type="dxa" w:w="4536"/>
+            <w:tcW w:type="dxa" w:w="8788"/>
           </w:tcPr>
           <w:p>
             <w:pPr>
@@ -2352,24 +2241,6 @@
                 <w:sz w:val="22"/>
               </w:rPr>
               <w:t>Psychologia playtestingu. Jak przygotować ankiety, jak obserwować gracza i jak nie sugerować odpowiedzi.</w:t>
-            </w:r>
-          </w:p>
-        </w:tc>
-        <w:tc>
-          <w:tcPr>
-            <w:tcW w:type="dxa" w:w="4252"/>
-          </w:tcPr>
-          <w:p>
-            <w:pPr>
-              <w:spacing w:before="20" w:after="20"/>
-            </w:pPr>
-            <w:r>
-              <w:rPr>
-                <w:rFonts w:ascii="Aptos" w:hAnsi="Aptos"/>
-                <w:b w:val="0"/>
-                <w:i w:val="0"/>
-                <w:sz w:val="22"/>
-              </w:rPr>
             </w:r>
           </w:p>
         </w:tc>
@@ -2396,7 +2267,7 @@
         </w:tc>
         <w:tc>
           <w:tcPr>
-            <w:tcW w:type="dxa" w:w="4536"/>
+            <w:tcW w:type="dxa" w:w="8788"/>
           </w:tcPr>
           <w:p>
             <w:pPr>
@@ -2410,24 +2281,6 @@
                 <w:sz w:val="22"/>
               </w:rPr>
               <w:t>Iteracja na podstawie danych. Analiza sesji testowych i radykalne zmiany w projekcie ("Kill your darlings").</w:t>
-            </w:r>
-          </w:p>
-        </w:tc>
-        <w:tc>
-          <w:tcPr>
-            <w:tcW w:type="dxa" w:w="4252"/>
-          </w:tcPr>
-          <w:p>
-            <w:pPr>
-              <w:spacing w:before="20" w:after="20"/>
-            </w:pPr>
-            <w:r>
-              <w:rPr>
-                <w:rFonts w:ascii="Aptos" w:hAnsi="Aptos"/>
-                <w:b w:val="0"/>
-                <w:i w:val="0"/>
-                <w:sz w:val="22"/>
-              </w:rPr>
             </w:r>
           </w:p>
         </w:tc>
